--- a/pr-preview/pr-263/linear-algebra-vectors.docx
+++ b/pr-preview/pr-263/linear-algebra-vectors.docx
@@ -15,10 +15,10 @@
         <w:pStyle w:val="Date"/>
       </w:pPr>
       <w:r>
-        <w:t xml:space="preserve">Last modified: 2026-10-13 13:40:26 (PDT)</w:t>
+        <w:t xml:space="preserve">Last modified: 2026-10-13 17:44:25 (PDT)</w:t>
       </w:r>
     </w:p>
-    <w:bookmarkStart w:id="86" w:name="vectors"/>
+    <w:bookmarkStart w:id="89" w:name="vectors"/>
     <w:p>
       <w:pPr>
         <w:pStyle w:val="Heading2"/>
@@ -4755,11 +4755,25 @@
       <w:r>
         <w:t xml:space="preserve">with the same coefficients.</w:t>
       </w:r>
-      <w:r>
-        <w:t xml:space="preserve"> </w:t>
-      </w:r>
-      <w:r>
-        <w:t xml:space="preserve">For example, the linear combination of</w:t>
+    </w:p>
+    <w:bookmarkEnd w:id="32"/>
+    <w:bookmarkStart w:id="33" w:name="exm-linear-combination-vectors"/>
+    <w:p>
+      <w:pPr>
+        <w:pStyle w:val="BodyText"/>
+      </w:pPr>
+      <w:r>
+        <w:rPr>
+          <w:b/>
+          <w:bCs/>
+        </w:rPr>
+        <w:t xml:space="preserve">Example 6 (A linear combination of two vectors)</w:t>
+      </w:r>
+      <w:r>
+        <w:t xml:space="preserve"> </w:t>
+      </w:r>
+      <w:r>
+        <w:t xml:space="preserve">The linear combination of</w:t>
       </w:r>
       <w:r>
         <w:t xml:space="preserve"> </w:t>
@@ -5027,8 +5041,8 @@
         <w:t xml:space="preserve">.</w:t>
       </w:r>
     </w:p>
-    <w:bookmarkEnd w:id="32"/>
-    <w:bookmarkStart w:id="34" w:name="rem-dot-product-lincom"/>
+    <w:bookmarkEnd w:id="33"/>
+    <w:bookmarkStart w:id="35" w:name="rem-dot-product-lincom"/>
     <w:p>
       <w:pPr>
         <w:pStyle w:val="BodyText"/>
@@ -5408,7 +5422,7 @@
       <w:r>
         <w:t xml:space="preserve">is the general notion (</w:t>
       </w:r>
-      <w:hyperlink r:id="rId33">
+      <w:hyperlink r:id="rId34">
         <w:r>
           <w:rPr>
             <w:rStyle w:val="Hyperlink"/>
@@ -5426,8 +5440,8 @@
         <w:t xml:space="preserve">of which the dot product is one example.</w:t>
       </w:r>
     </w:p>
-    <w:bookmarkEnd w:id="34"/>
-    <w:bookmarkStart w:id="35" w:name="thm-lincom-symmetric"/>
+    <w:bookmarkEnd w:id="35"/>
+    <w:bookmarkStart w:id="36" w:name="thm-lincom-symmetric"/>
     <w:p>
       <w:pPr>
         <w:pStyle w:val="BodyText"/>
@@ -5516,7 +5530,7 @@
         </m:oMath>
       </m:oMathPara>
     </w:p>
-    <w:bookmarkEnd w:id="35"/>
+    <w:bookmarkEnd w:id="36"/>
     <w:p>
       <w:pPr>
         <w:pStyle w:val="FirstParagraph"/>
@@ -5776,7 +5790,7 @@
         </m:oMath>
       </m:oMathPara>
     </w:p>
-    <w:bookmarkStart w:id="49" w:name="special-vectors"/>
+    <w:bookmarkStart w:id="52" w:name="special-vectors"/>
     <w:p>
       <w:pPr>
         <w:pStyle w:val="Heading3"/>
@@ -5785,7 +5799,7 @@
         <w:t xml:space="preserve">1.1 Special vectors</w:t>
       </w:r>
     </w:p>
-    <w:bookmarkStart w:id="36" w:name="def-zero-vector"/>
+    <w:bookmarkStart w:id="37" w:name="def-zero-vector"/>
     <w:p>
       <w:pPr>
         <w:pStyle w:val="FirstParagraph"/>
@@ -5932,8 +5946,8 @@
         </m:oMath>
       </m:oMathPara>
     </w:p>
-    <w:bookmarkEnd w:id="36"/>
-    <w:bookmarkStart w:id="38" w:name="rem-zero-vector-identity"/>
+    <w:bookmarkEnd w:id="37"/>
+    <w:bookmarkStart w:id="39" w:name="rem-zero-vector-identity"/>
     <w:p>
       <w:pPr>
         <w:pStyle w:val="FirstParagraph"/>
@@ -6072,7 +6086,7 @@
       <w:r>
         <w:t xml:space="preserve"> </w:t>
       </w:r>
-      <w:hyperlink r:id="rId37">
+      <w:hyperlink r:id="rId38">
         <w:r>
           <w:rPr>
             <w:rStyle w:val="Hyperlink"/>
@@ -6273,8 +6287,8 @@
         </m:oMath>
       </m:oMathPara>
     </w:p>
-    <w:bookmarkEnd w:id="38"/>
-    <w:bookmarkStart w:id="40" w:name="def-mean"/>
+    <w:bookmarkEnd w:id="39"/>
+    <w:bookmarkStart w:id="41" w:name="def-mean"/>
     <w:p>
       <w:pPr>
         <w:pStyle w:val="FirstParagraph"/>
@@ -6397,7 +6411,7 @@
       <w:r>
         <w:t xml:space="preserve"> </w:t>
       </w:r>
-      <w:hyperlink r:id="rId39">
+      <w:hyperlink r:id="rId40">
         <w:r>
           <w:rPr>
             <w:rStyle w:val="Hyperlink"/>
@@ -6509,60 +6523,18 @@
         </m:oMath>
       </m:oMathPara>
     </w:p>
+    <w:bookmarkEnd w:id="41"/>
+    <w:bookmarkStart w:id="42" w:name="exm-mean"/>
     <w:p>
       <w:pPr>
         <w:pStyle w:val="FirstParagraph"/>
       </w:pPr>
       <w:r>
-        <w:t xml:space="preserve">When the numbers are observed data values,</w:t>
-      </w:r>
-      <w:r>
-        <w:t xml:space="preserve"> </w:t>
-      </w:r>
-      <m:oMath>
-        <m:acc>
-          <m:accPr>
-            <m:chr m:val="‾"/>
-          </m:accPr>
-          <m:e>
-            <m:r>
-              <m:t>y</m:t>
-            </m:r>
-          </m:e>
-        </m:acc>
-      </m:oMath>
-      <w:r>
-        <w:t xml:space="preserve"> </w:t>
-      </w:r>
-      <w:r>
-        <w:t xml:space="preserve">is also called the</w:t>
-      </w:r>
-      <w:r>
-        <w:t xml:space="preserve"> </w:t>
-      </w:r>
-      <w:r>
         <w:rPr>
           <w:b/>
           <w:bCs/>
         </w:rPr>
-        <w:t xml:space="preserve">sample mean</w:t>
-      </w:r>
-      <w:r>
-        <w:t xml:space="preserve">.</w:t>
-      </w:r>
-    </w:p>
-    <w:bookmarkEnd w:id="40"/>
-    <w:bookmarkStart w:id="41" w:name="exm-mean"/>
-    <w:p>
-      <w:pPr>
-        <w:pStyle w:val="BodyText"/>
-      </w:pPr>
-      <w:r>
-        <w:rPr>
-          <w:b/>
-          <w:bCs/>
-        </w:rPr>
-        <w:t xml:space="preserve">Example 6 (The mean of three numbers)</w:t>
+        <w:t xml:space="preserve">Example 7 (The mean of three numbers)</w:t>
       </w:r>
       <w:r>
         <w:t xml:space="preserve"> </w:t>
@@ -6882,11 +6854,72 @@
         </m:oMath>
       </m:oMathPara>
     </w:p>
-    <w:bookmarkEnd w:id="41"/>
-    <w:bookmarkStart w:id="42" w:name="def-ones-vector"/>
+    <w:bookmarkEnd w:id="42"/>
+    <w:bookmarkStart w:id="44" w:name="rem-mean-sample-mean"/>
     <w:p>
       <w:pPr>
         <w:pStyle w:val="FirstParagraph"/>
+      </w:pPr>
+      <w:r>
+        <w:rPr>
+          <w:i/>
+          <w:iCs/>
+        </w:rPr>
+        <w:t xml:space="preserve">Remark 5</w:t>
+      </w:r>
+      <w:r>
+        <w:t xml:space="preserve"> (The sample mean estimates the population mean). </w:t>
+      </w:r>
+      <w:r>
+        <w:t xml:space="preserve">When the numbers are observed data values,</w:t>
+      </w:r>
+      <w:r>
+        <w:t xml:space="preserve"> </w:t>
+      </w:r>
+      <m:oMath>
+        <m:acc>
+          <m:accPr>
+            <m:chr m:val="‾"/>
+          </m:accPr>
+          <m:e>
+            <m:r>
+              <m:t>y</m:t>
+            </m:r>
+          </m:e>
+        </m:acc>
+      </m:oMath>
+      <w:r>
+        <w:t xml:space="preserve"> </w:t>
+      </w:r>
+      <w:r>
+        <w:t xml:space="preserve">is also called the sample mean,</w:t>
+      </w:r>
+      <w:r>
+        <w:t xml:space="preserve"> </w:t>
+      </w:r>
+      <w:r>
+        <w:t xml:space="preserve">an estimator of the</w:t>
+      </w:r>
+      <w:r>
+        <w:t xml:space="preserve"> </w:t>
+      </w:r>
+      <w:hyperlink r:id="rId43">
+        <w:r>
+          <w:rPr>
+            <w:rStyle w:val="Hyperlink"/>
+          </w:rPr>
+          <w:t xml:space="preserve">population mean</w:t>
+        </w:r>
+      </w:hyperlink>
+      <w:r>
+        <w:t xml:space="preserve">.</w:t>
+      </w:r>
+    </w:p>
+    <w:bookmarkEnd w:id="44"/>
+    <w:bookmarkStart w:id="45" w:name="def-ones-vector"/>
+    <w:p>
+      <w:pPr>
+        <w:pStyle w:val="BodyText"/>
       </w:pPr>
       <w:r>
         <w:rPr>
@@ -7030,8 +7063,8 @@
         </m:oMath>
       </m:oMathPara>
     </w:p>
-    <w:bookmarkEnd w:id="42"/>
-    <w:bookmarkStart w:id="43" w:name="rem-ones-vector-sum"/>
+    <w:bookmarkEnd w:id="45"/>
+    <w:bookmarkStart w:id="46" w:name="rem-ones-vector-sum"/>
     <w:p>
       <w:pPr>
         <w:pStyle w:val="FirstParagraph"/>
@@ -7041,7 +7074,7 @@
           <w:i/>
           <w:iCs/>
         </w:rPr>
-        <w:t xml:space="preserve">Remark 5</w:t>
+        <w:t xml:space="preserve">Remark 6</w:t>
       </w:r>
       <w:r>
         <w:t xml:space="preserve"> (The ones vector sums the entries). </w:t>
@@ -7538,8 +7571,8 @@
         <w:t xml:space="preserve">.</w:t>
       </w:r>
     </w:p>
-    <w:bookmarkEnd w:id="43"/>
-    <w:bookmarkStart w:id="44" w:name="def-indicator-vector"/>
+    <w:bookmarkEnd w:id="46"/>
+    <w:bookmarkStart w:id="47" w:name="def-indicator-vector"/>
     <w:p>
       <w:pPr>
         <w:pStyle w:val="BodyText"/>
@@ -7948,8 +7981,8 @@
         </m:oMath>
       </m:oMathPara>
     </w:p>
-    <w:bookmarkEnd w:id="44"/>
-    <w:bookmarkStart w:id="45" w:name="rem-indicator-vector-weighted-sums"/>
+    <w:bookmarkEnd w:id="47"/>
+    <w:bookmarkStart w:id="48" w:name="rem-indicator-vector-weighted-sums"/>
     <w:p>
       <w:pPr>
         <w:pStyle w:val="FirstParagraph"/>
@@ -7959,7 +7992,7 @@
           <w:i/>
           <w:iCs/>
         </w:rPr>
-        <w:t xml:space="preserve">Remark 6</w:t>
+        <w:t xml:space="preserve">Remark 7</w:t>
       </w:r>
       <w:r>
         <w:t xml:space="preserve"> (Indicator vectors build every vector). </w:t>
@@ -8670,8 +8703,8 @@
         <w:t xml:space="preserve">of the vector.</w:t>
       </w:r>
     </w:p>
-    <w:bookmarkEnd w:id="45"/>
-    <w:bookmarkStart w:id="46" w:name="thm-indicator-selection"/>
+    <w:bookmarkEnd w:id="48"/>
+    <w:bookmarkStart w:id="49" w:name="thm-indicator-selection"/>
     <w:p>
       <w:pPr>
         <w:pStyle w:val="BodyText"/>
@@ -8843,7 +8876,7 @@
         </m:oMath>
       </m:oMathPara>
     </w:p>
-    <w:bookmarkEnd w:id="46"/>
+    <w:bookmarkEnd w:id="49"/>
     <w:p>
       <w:pPr>
         <w:pStyle w:val="FirstParagraph"/>
@@ -9275,7 +9308,7 @@
         </m:oMath>
       </m:oMathPara>
     </w:p>
-    <w:bookmarkStart w:id="47" w:name="thm-standard-basis-expansion"/>
+    <w:bookmarkStart w:id="50" w:name="thm-standard-basis-expansion"/>
     <w:p>
       <w:pPr>
         <w:pStyle w:val="FirstParagraph"/>
@@ -9576,7 +9609,7 @@
         </m:oMath>
       </m:oMathPara>
     </w:p>
-    <w:bookmarkEnd w:id="47"/>
+    <w:bookmarkEnd w:id="50"/>
     <w:p>
       <w:pPr>
         <w:pStyle w:val="FirstParagraph"/>
@@ -10296,7 +10329,7 @@
         </m:oMath>
       </m:oMathPara>
     </w:p>
-    <w:bookmarkStart w:id="48" w:name="exm-standard-basis-expansion"/>
+    <w:bookmarkStart w:id="51" w:name="exm-standard-basis-expansion"/>
     <w:p>
       <w:pPr>
         <w:pStyle w:val="FirstParagraph"/>
@@ -10306,7 +10339,7 @@
           <w:b/>
           <w:bCs/>
         </w:rPr>
-        <w:t xml:space="preserve">Example 7 (Expanding a vector in indicator vectors)</w:t>
+        <w:t xml:space="preserve">Example 8 (Expanding a vector in indicator vectors)</w:t>
       </w:r>
     </w:p>
     <w:p>
@@ -10645,9 +10678,9 @@
         </m:oMath>
       </m:oMathPara>
     </w:p>
-    <w:bookmarkEnd w:id="48"/>
-    <w:bookmarkEnd w:id="49"/>
-    <w:bookmarkStart w:id="85" w:name="orthogonality"/>
+    <w:bookmarkEnd w:id="51"/>
+    <w:bookmarkEnd w:id="52"/>
+    <w:bookmarkStart w:id="88" w:name="orthogonality"/>
     <w:p>
       <w:pPr>
         <w:pStyle w:val="Heading3"/>
@@ -10656,7 +10689,7 @@
         <w:t xml:space="preserve">1.2 Orthogonality</w:t>
       </w:r>
     </w:p>
-    <w:bookmarkStart w:id="50" w:name="def-orthogonal-vectors"/>
+    <w:bookmarkStart w:id="53" w:name="def-orthogonal-vectors"/>
     <w:p>
       <w:pPr>
         <w:pStyle w:val="FirstParagraph"/>
@@ -10857,8 +10890,8 @@
         </m:oMath>
       </m:oMathPara>
     </w:p>
-    <w:bookmarkEnd w:id="50"/>
-    <w:bookmarkStart w:id="51" w:name="rem-orthogonal-perpendicular"/>
+    <w:bookmarkEnd w:id="53"/>
+    <w:bookmarkStart w:id="54" w:name="rem-orthogonal-perpendicular"/>
     <w:p>
       <w:pPr>
         <w:pStyle w:val="FirstParagraph"/>
@@ -10868,7 +10901,7 @@
           <w:i/>
           <w:iCs/>
         </w:rPr>
-        <w:t xml:space="preserve">Remark 7</w:t>
+        <w:t xml:space="preserve">Remark 8</w:t>
       </w:r>
       <w:r>
         <w:t xml:space="preserve"> (Orthogonal means perpendicular). </w:t>
@@ -11304,8 +11337,8 @@
         <w:t xml:space="preserve">.</w:t>
       </w:r>
     </w:p>
-    <w:bookmarkEnd w:id="51"/>
-    <w:bookmarkStart w:id="52" w:name="exm-not-orthogonal"/>
+    <w:bookmarkEnd w:id="54"/>
+    <w:bookmarkStart w:id="55" w:name="exm-not-orthogonal"/>
     <w:p>
       <w:pPr>
         <w:pStyle w:val="BodyText"/>
@@ -11315,7 +11348,7 @@
           <w:b/>
           <w:bCs/>
         </w:rPr>
-        <w:t xml:space="preserve">Example 8 (Vectors that are not orthogonal)</w:t>
+        <w:t xml:space="preserve">Example 9 (Vectors that are not orthogonal)</w:t>
       </w:r>
     </w:p>
     <w:p>
@@ -11539,8 +11572,8 @@
         <w:t xml:space="preserve">are not orthogonal.</w:t>
       </w:r>
     </w:p>
-    <w:bookmarkEnd w:id="52"/>
-    <w:bookmarkStart w:id="55" w:name="def-euclidean-norm"/>
+    <w:bookmarkEnd w:id="55"/>
+    <w:bookmarkStart w:id="58" w:name="def-euclidean-norm"/>
     <w:p>
       <w:pPr>
         <w:pStyle w:val="BodyText"/>
@@ -11742,7 +11775,7 @@
       <w:pPr>
         <w:pStyle w:val="BodyText"/>
       </w:pPr>
-      <w:bookmarkStart w:id="53" w:name="eq-l2-norm"/>
+      <w:bookmarkStart w:id="56" w:name="eq-l2-norm"/>
       <m:oMathPara>
         <m:oMathParaPr>
           <m:jc m:val="center"/>
@@ -11907,7 +11940,7 @@
           </m:r>
         </m:oMath>
       </m:oMathPara>
-      <w:bookmarkEnd w:id="53"/>
+      <w:bookmarkEnd w:id="56"/>
     </w:p>
     <w:p>
       <w:pPr>
@@ -11944,7 +11977,7 @@
       <w:r>
         <w:t xml:space="preserve"> </w:t>
       </w:r>
-      <w:hyperlink r:id="rId54">
+      <w:hyperlink r:id="rId57">
         <w:r>
           <w:rPr>
             <w:rStyle w:val="Hyperlink"/>
@@ -11956,8 +11989,8 @@
         <w:t xml:space="preserve">.</w:t>
       </w:r>
     </w:p>
-    <w:bookmarkEnd w:id="55"/>
-    <w:bookmarkStart w:id="56" w:name="exm-euclidean-norm"/>
+    <w:bookmarkEnd w:id="58"/>
+    <w:bookmarkStart w:id="59" w:name="exm-euclidean-norm"/>
     <w:p>
       <w:pPr>
         <w:pStyle w:val="BodyText"/>
@@ -11967,7 +12000,7 @@
           <w:b/>
           <w:bCs/>
         </w:rPr>
-        <w:t xml:space="preserve">Example 9 (The length of a vector)</w:t>
+        <w:t xml:space="preserve">Example 10 (The length of a vector)</w:t>
       </w:r>
       <w:r>
         <w:t xml:space="preserve"> </w:t>
@@ -12255,8 +12288,8 @@
         <w:t xml:space="preserve">.</w:t>
       </w:r>
     </w:p>
-    <w:bookmarkEnd w:id="56"/>
-    <w:bookmarkStart w:id="57" w:name="def-unit-vector"/>
+    <w:bookmarkEnd w:id="59"/>
+    <w:bookmarkStart w:id="60" w:name="def-unit-vector"/>
     <w:p>
       <w:pPr>
         <w:pStyle w:val="BodyText"/>
@@ -12332,8 +12365,8 @@
         <w:t xml:space="preserve">.</w:t>
       </w:r>
     </w:p>
-    <w:bookmarkEnd w:id="57"/>
-    <w:bookmarkStart w:id="58" w:name="exm-unit-vector"/>
+    <w:bookmarkEnd w:id="60"/>
+    <w:bookmarkStart w:id="61" w:name="exm-unit-vector"/>
     <w:p>
       <w:pPr>
         <w:pStyle w:val="BodyText"/>
@@ -12343,7 +12376,7 @@
           <w:b/>
           <w:bCs/>
         </w:rPr>
-        <w:t xml:space="preserve">Example 10 (A unit vector and a vector that is not one)</w:t>
+        <w:t xml:space="preserve">Example 11 (A unit vector and a vector that is not one)</w:t>
       </w:r>
       <w:r>
         <w:t xml:space="preserve"> </w:t>
@@ -12837,8 +12870,8 @@
         </m:oMath>
       </m:oMathPara>
     </w:p>
-    <w:bookmarkEnd w:id="58"/>
-    <w:bookmarkStart w:id="59" w:name="exr-euclidean-distance"/>
+    <w:bookmarkEnd w:id="61"/>
+    <w:bookmarkStart w:id="62" w:name="exr-euclidean-distance"/>
     <w:p>
       <w:pPr>
         <w:pStyle w:val="FirstParagraph"/>
@@ -13117,8 +13150,8 @@
         <w:t xml:space="preserve">instead?</w:t>
       </w:r>
     </w:p>
-    <w:bookmarkEnd w:id="59"/>
-    <w:bookmarkStart w:id="60" w:name="sol-euclidean-distance"/>
+    <w:bookmarkEnd w:id="62"/>
+    <w:bookmarkStart w:id="63" w:name="sol-euclidean-distance"/>
     <w:p>
       <w:pPr>
         <w:pStyle w:val="FirstParagraph"/>
@@ -13674,8 +13707,8 @@
         <w:t xml:space="preserve">Yes, the result is the same.</w:t>
       </w:r>
     </w:p>
-    <w:bookmarkEnd w:id="60"/>
-    <w:bookmarkStart w:id="62" w:name="def-euclidean-distance"/>
+    <w:bookmarkEnd w:id="63"/>
+    <w:bookmarkStart w:id="65" w:name="def-euclidean-distance"/>
     <w:p>
       <w:pPr>
         <w:pStyle w:val="FirstParagraph"/>
@@ -13787,7 +13820,7 @@
       <w:pPr>
         <w:pStyle w:val="BodyText"/>
       </w:pPr>
-      <w:bookmarkStart w:id="61" w:name="eq-euclidean-distance"/>
+      <w:bookmarkStart w:id="64" w:name="eq-euclidean-distance"/>
       <m:oMathPara>
         <m:oMathParaPr>
           <m:jc m:val="center"/>
@@ -14009,10 +14042,10 @@
           </m:r>
         </m:oMath>
       </m:oMathPara>
-      <w:bookmarkEnd w:id="61"/>
+      <w:bookmarkEnd w:id="64"/>
     </w:p>
-    <w:bookmarkEnd w:id="62"/>
-    <w:bookmarkStart w:id="63" w:name="rem-distance-from-origin"/>
+    <w:bookmarkEnd w:id="65"/>
+    <w:bookmarkStart w:id="66" w:name="rem-distance-from-origin"/>
     <w:p>
       <w:pPr>
         <w:pStyle w:val="FirstParagraph"/>
@@ -14022,7 +14055,7 @@
           <w:i/>
           <w:iCs/>
         </w:rPr>
-        <w:t xml:space="preserve">Remark 8</w:t>
+        <w:t xml:space="preserve">Remark 9</w:t>
       </w:r>
       <w:r>
         <w:t xml:space="preserve"> (Distance from the origin). </w:t>
@@ -14381,15 +14414,15 @@
           <w:rPr>
             <w:rStyle w:val="Hyperlink"/>
           </w:rPr>
-          <w:t xml:space="preserve">Example 9</w:t>
+          <w:t xml:space="preserve">Example 10</w:t>
         </w:r>
       </w:hyperlink>
       <w:r>
         <w:t xml:space="preserve">.</w:t>
       </w:r>
     </w:p>
-    <w:bookmarkEnd w:id="63"/>
-    <w:bookmarkStart w:id="64" w:name="def-orthonormal-vectors"/>
+    <w:bookmarkEnd w:id="66"/>
+    <w:bookmarkStart w:id="67" w:name="def-orthonormal-vectors"/>
     <w:p>
       <w:pPr>
         <w:pStyle w:val="BodyText"/>
@@ -14738,8 +14771,8 @@
         </m:oMath>
       </m:oMathPara>
     </w:p>
-    <w:bookmarkEnd w:id="64"/>
-    <w:bookmarkStart w:id="65" w:name="exm-indicator-orthonormal"/>
+    <w:bookmarkEnd w:id="67"/>
+    <w:bookmarkStart w:id="68" w:name="exm-indicator-orthonormal"/>
     <w:p>
       <w:pPr>
         <w:pStyle w:val="FirstParagraph"/>
@@ -14749,7 +14782,7 @@
           <w:b/>
           <w:bCs/>
         </w:rPr>
-        <w:t xml:space="preserve">Example 11 (Indicator vectors are orthonormal)</w:t>
+        <w:t xml:space="preserve">Example 12 (Indicator vectors are orthonormal)</w:t>
       </w:r>
       <w:r>
         <w:t xml:space="preserve"> </w:t>
@@ -15445,8 +15478,8 @@
         </m:oMath>
       </m:oMathPara>
     </w:p>
-    <w:bookmarkEnd w:id="65"/>
-    <w:bookmarkStart w:id="66" w:name="exm-not-orthonormal"/>
+    <w:bookmarkEnd w:id="68"/>
+    <w:bookmarkStart w:id="69" w:name="exm-not-orthonormal"/>
     <w:p>
       <w:pPr>
         <w:pStyle w:val="FirstParagraph"/>
@@ -15456,7 +15489,7 @@
           <w:b/>
           <w:bCs/>
         </w:rPr>
-        <w:t xml:space="preserve">Example 12 (Two ways to fail to be orthonormal)</w:t>
+        <w:t xml:space="preserve">Example 13 (Two ways to fail to be orthonormal)</w:t>
       </w:r>
       <w:r>
         <w:t xml:space="preserve"> </w:t>
@@ -16054,8 +16087,8 @@
         <w:t xml:space="preserve">.</w:t>
       </w:r>
     </w:p>
-    <w:bookmarkEnd w:id="66"/>
-    <w:bookmarkStart w:id="67" w:name="exr-inner-product"/>
+    <w:bookmarkEnd w:id="69"/>
+    <w:bookmarkStart w:id="70" w:name="exr-inner-product"/>
     <w:p>
       <w:pPr>
         <w:pStyle w:val="FirstParagraph"/>
@@ -16323,8 +16356,8 @@
         <w:t xml:space="preserve">.</w:t>
       </w:r>
     </w:p>
-    <w:bookmarkEnd w:id="67"/>
-    <w:bookmarkStart w:id="68" w:name="sol-inner-product"/>
+    <w:bookmarkEnd w:id="70"/>
+    <w:bookmarkStart w:id="71" w:name="sol-inner-product"/>
     <w:p>
       <w:pPr>
         <w:pStyle w:val="BodyText"/>
@@ -17411,7 +17444,7 @@
         <w:t xml:space="preserve">.</w:t>
       </w:r>
     </w:p>
-    <w:bookmarkEnd w:id="68"/>
+    <w:bookmarkEnd w:id="71"/>
     <w:tbl>
       <w:tblPr>
         <w:tblStyle w:val="Table"/>
@@ -17453,18 +17486,18 @@
                 <wp:inline>
                   <wp:extent cx="152400" cy="152400"/>
                   <wp:effectExtent b="0" l="0" r="0" t="0"/>
-                  <wp:docPr descr="" title="" id="70" name="Picture"/>
+                  <wp:docPr descr="" title="" id="73" name="Picture"/>
                   <a:graphic>
                     <a:graphicData uri="http://schemas.openxmlformats.org/drawingml/2006/picture">
                       <pic:pic>
                         <pic:nvPicPr>
-                          <pic:cNvPr descr="/opt/quarto/share/formats/docx/tip.png" id="71" name="Picture"/>
+                          <pic:cNvPr descr="/opt/quarto/share/formats/docx/tip.png" id="74" name="Picture"/>
                           <pic:cNvPicPr>
                             <a:picLocks noChangeArrowheads="1" noChangeAspect="1"/>
                           </pic:cNvPicPr>
                         </pic:nvPicPr>
                         <pic:blipFill>
-                          <a:blip r:embed="rId69"/>
+                          <a:blip r:embed="rId72"/>
                           <a:stretch>
                             <a:fillRect/>
                           </a:stretch>
@@ -17526,7 +17559,7 @@
             <w:r>
               <w:t xml:space="preserve"> </w:t>
             </w:r>
-            <w:hyperlink r:id="rId72">
+            <w:hyperlink r:id="rId75">
               <w:r>
                 <w:rPr>
                   <w:rStyle w:val="Hyperlink"/>
@@ -17552,7 +17585,7 @@
             <w:r>
               <w:t xml:space="preserve">and goes on to hyperplanes (</w:t>
             </w:r>
-            <w:hyperlink r:id="rId73">
+            <w:hyperlink r:id="rId76">
               <w:r>
                 <w:rPr>
                   <w:rStyle w:val="Hyperlink"/>
@@ -17572,7 +17605,7 @@
             <w:r>
               <w:t xml:space="preserve"> </w:t>
             </w:r>
-            <w:hyperlink r:id="rId74">
+            <w:hyperlink r:id="rId77">
               <w:r>
                 <w:rPr>
                   <w:rStyle w:val="Hyperlink"/>
@@ -17598,7 +17631,7 @@
             <w:r>
               <w:t xml:space="preserve"> </w:t>
             </w:r>
-            <w:hyperlink r:id="rId75">
+            <w:hyperlink r:id="rId78">
               <w:r>
                 <w:rPr>
                   <w:rStyle w:val="Hyperlink"/>
@@ -17614,8 +17647,8 @@
         </w:tc>
       </w:tr>
     </w:tbl>
-    <w:bookmarkStart w:id="84" w:name="refs"/>
-    <w:bookmarkStart w:id="77" w:name="ref-dobson4e"/>
+    <w:bookmarkStart w:id="87" w:name="refs"/>
+    <w:bookmarkStart w:id="80" w:name="ref-dobson4e"/>
     <w:p>
       <w:pPr>
         <w:pStyle w:val="Bibliography"/>
@@ -17639,7 +17672,7 @@
       <w:r>
         <w:t xml:space="preserve"> </w:t>
       </w:r>
-      <w:hyperlink r:id="rId76">
+      <w:hyperlink r:id="rId79">
         <w:r>
           <w:rPr>
             <w:rStyle w:val="Hyperlink"/>
@@ -17651,8 +17684,8 @@
         <w:t xml:space="preserve">.</w:t>
       </w:r>
     </w:p>
-    <w:bookmarkEnd w:id="77"/>
-    <w:bookmarkStart w:id="79" w:name="ref-goodfellow2016deep"/>
+    <w:bookmarkEnd w:id="80"/>
+    <w:bookmarkStart w:id="82" w:name="ref-goodfellow2016deep"/>
     <w:p>
       <w:pPr>
         <w:pStyle w:val="Bibliography"/>
@@ -17676,7 +17709,7 @@
       <w:r>
         <w:t xml:space="preserve"> </w:t>
       </w:r>
-      <w:hyperlink r:id="rId78">
+      <w:hyperlink r:id="rId81">
         <w:r>
           <w:rPr>
             <w:rStyle w:val="Hyperlink"/>
@@ -17688,8 +17721,8 @@
         <w:t xml:space="preserve">.</w:t>
       </w:r>
     </w:p>
-    <w:bookmarkEnd w:id="79"/>
-    <w:bookmarkStart w:id="81" w:name="ref-hutchinson_wwu_ml_videos"/>
+    <w:bookmarkEnd w:id="82"/>
+    <w:bookmarkStart w:id="84" w:name="ref-hutchinson_wwu_ml_videos"/>
     <w:p>
       <w:pPr>
         <w:pStyle w:val="Bibliography"/>
@@ -17755,7 +17788,7 @@
       <w:r>
         <w:t xml:space="preserve"> </w:t>
       </w:r>
-      <w:hyperlink r:id="rId80">
+      <w:hyperlink r:id="rId83">
         <w:r>
           <w:rPr>
             <w:rStyle w:val="Hyperlink"/>
@@ -17767,8 +17800,8 @@
         <w:t xml:space="preserve">.</w:t>
       </w:r>
     </w:p>
-    <w:bookmarkEnd w:id="81"/>
-    <w:bookmarkStart w:id="83" w:name="ref-mosaiccalc"/>
+    <w:bookmarkEnd w:id="84"/>
+    <w:bookmarkStart w:id="86" w:name="ref-mosaiccalc"/>
     <w:p>
       <w:pPr>
         <w:pStyle w:val="Bibliography"/>
@@ -17792,7 +17825,7 @@
       <w:r>
         <w:t xml:space="preserve"> </w:t>
       </w:r>
-      <w:hyperlink r:id="rId82">
+      <w:hyperlink r:id="rId85">
         <w:r>
           <w:rPr>
             <w:rStyle w:val="Hyperlink"/>
@@ -17804,10 +17837,10 @@
         <w:t xml:space="preserve">.</w:t>
       </w:r>
     </w:p>
-    <w:bookmarkEnd w:id="83"/>
-    <w:bookmarkEnd w:id="84"/>
-    <w:bookmarkEnd w:id="85"/>
     <w:bookmarkEnd w:id="86"/>
+    <w:bookmarkEnd w:id="87"/>
+    <w:bookmarkEnd w:id="88"/>
+    <w:bookmarkEnd w:id="89"/>
     <w:sectPr>
       <w:footnotePr>
         <w:numRestart w:val="eachSect"/>
